--- a/Sem_3/18XW32 - DATABASE MANAGEMENT SYSTEM/DMBS Lab/Problem Sheets/PS-VII.docx
+++ b/Sem_3/18XW32 - DATABASE MANAGEMENT SYSTEM/DMBS Lab/Problem Sheets/PS-VII.docx
@@ -231,6 +231,13 @@
           <w:rFonts w:ascii="Verdana"/>
           <w:w w:val="105"/>
         </w:rPr>
+        <w:t xml:space="preserve">the </w:t>
+      </w:r>
+      <w:r>
+        <w:rPr>
+          <w:rFonts w:ascii="Verdana"/>
+          <w:w w:val="105"/>
+        </w:rPr>
         <w:t>details</w:t>
       </w:r>
       <w:r>
@@ -1264,7 +1271,21 @@
           <w:rFonts w:ascii="Verdana"/>
           <w:w w:val="105"/>
         </w:rPr>
-        <w:t>This table contains details of all students of all batches. Each student is given a unique admission number. Each student in the batch is given a roll number, which is unique in the batch.</w:t>
+        <w:t xml:space="preserve">This table contains </w:t>
+      </w:r>
+      <w:r>
+        <w:rPr>
+          <w:rFonts w:ascii="Verdana"/>
+          <w:w w:val="105"/>
+        </w:rPr>
+        <w:t xml:space="preserve">the </w:t>
+      </w:r>
+      <w:r>
+        <w:rPr>
+          <w:rFonts w:ascii="Verdana"/>
+          <w:w w:val="105"/>
+        </w:rPr>
+        <w:t>details of all students of all batches. Each student is given a unique admission number. Each student in the batch is given a roll number, which is unique in the batch.</w:t>
       </w:r>
     </w:p>
     <w:p>
@@ -1966,7 +1987,21 @@
           <w:rFonts w:ascii="Verdana"/>
           <w:w w:val="105"/>
         </w:rPr>
-        <w:t>This table contains details</w:t>
+        <w:t xml:space="preserve">This table contains </w:t>
+      </w:r>
+      <w:r>
+        <w:rPr>
+          <w:rFonts w:ascii="Verdana"/>
+          <w:w w:val="105"/>
+        </w:rPr>
+        <w:t xml:space="preserve">the </w:t>
+      </w:r>
+      <w:r>
+        <w:rPr>
+          <w:rFonts w:ascii="Verdana"/>
+          <w:w w:val="105"/>
+        </w:rPr>
+        <w:t>details</w:t>
       </w:r>
       <w:r>
         <w:rPr>
@@ -2461,17 +2496,31 @@
           <w:numId w:val="1"/>
         </w:numPr>
         <w:ind w:left="426" w:hanging="426"/>
-      </w:pPr>
-      <w:r>
+        <w:rPr>
+          <w:b/>
+        </w:rPr>
+      </w:pPr>
+      <w:bookmarkStart w:id="0" w:name="_GoBack"/>
+      <w:r>
+        <w:rPr>
+          <w:b/>
+        </w:rPr>
         <w:t>Insert the following data in</w:t>
       </w:r>
       <w:r>
+        <w:rPr>
+          <w:b/>
+        </w:rPr>
         <w:t>to</w:t>
       </w:r>
       <w:r>
+        <w:rPr>
+          <w:b/>
+        </w:rPr>
         <w:t xml:space="preserve"> these tables.</w:t>
       </w:r>
     </w:p>
+    <w:bookmarkEnd w:id="0"/>
     <w:p>
       <w:pPr>
         <w:spacing w:before="28" w:line="235" w:lineRule="auto"/>
@@ -3597,27 +3646,19 @@
         <w:ind w:left="709" w:hanging="567"/>
         <w:rPr>
           <w:rFonts w:ascii="Verdana" w:hAnsi="Verdana"/>
-          <w:sz w:val="18"/>
-          <w:szCs w:val="18"/>
-        </w:rPr>
-      </w:pPr>
-      <w:r>
-        <w:rPr>
-          <w:rFonts w:ascii="Verdana" w:hAnsi="Verdana"/>
-          <w:sz w:val="18"/>
-          <w:szCs w:val="18"/>
-        </w:rPr>
-        <w:t xml:space="preserve">Write </w:t>
-      </w:r>
-      <w:bookmarkStart w:id="0" w:name="_GoBack"/>
-      <w:bookmarkEnd w:id="0"/>
-      <w:r>
-        <w:rPr>
-          <w:rFonts w:ascii="Verdana" w:hAnsi="Verdana"/>
-          <w:sz w:val="18"/>
-          <w:szCs w:val="18"/>
-        </w:rPr>
-        <w:t>SQL queries for the following requirements.</w:t>
+          <w:b/>
+          <w:sz w:val="20"/>
+          <w:szCs w:val="18"/>
+        </w:rPr>
+      </w:pPr>
+      <w:r>
+        <w:rPr>
+          <w:rFonts w:ascii="Verdana" w:hAnsi="Verdana"/>
+          <w:b/>
+          <w:sz w:val="20"/>
+          <w:szCs w:val="18"/>
+        </w:rPr>
+        <w:t>Write SQL queries for the following requirements.</w:t>
       </w:r>
     </w:p>
     <w:p>
@@ -3753,7 +3794,7 @@
           <w:ilvl w:val="0"/>
           <w:numId w:val="2"/>
         </w:numPr>
-        <w:spacing w:line="271" w:lineRule="auto"/>
+        <w:spacing w:line="276" w:lineRule="auto"/>
         <w:ind w:left="1072"/>
         <w:rPr>
           <w:rFonts w:ascii="Verdana" w:hAnsi="Verdana"/>
@@ -3779,6 +3820,16 @@
           <w:szCs w:val="18"/>
         </w:rPr>
         <w:t xml:space="preserve"> </w:t>
+      </w:r>
+      <w:r>
+        <w:rPr>
+          <w:rFonts w:ascii="Verdana" w:hAnsi="Verdana"/>
+          <w:spacing w:val="-14"/>
+          <w:w w:val="105"/>
+          <w:sz w:val="18"/>
+          <w:szCs w:val="18"/>
+        </w:rPr>
+        <w:t xml:space="preserve">the details of </w:t>
       </w:r>
       <w:r>
         <w:rPr>
@@ -3995,7 +4046,7 @@
         </w:tabs>
         <w:autoSpaceDE w:val="0"/>
         <w:autoSpaceDN w:val="0"/>
-        <w:spacing w:line="271" w:lineRule="auto"/>
+        <w:spacing w:line="276" w:lineRule="auto"/>
         <w:ind w:left="1072"/>
         <w:contextualSpacing w:val="0"/>
         <w:rPr>
@@ -4046,7 +4097,7 @@
         </w:tabs>
         <w:autoSpaceDE w:val="0"/>
         <w:autoSpaceDN w:val="0"/>
-        <w:spacing w:line="271" w:lineRule="auto"/>
+        <w:spacing w:line="276" w:lineRule="auto"/>
         <w:ind w:left="1072"/>
         <w:contextualSpacing w:val="0"/>
         <w:rPr>
@@ -4091,7 +4142,7 @@
           <w:ilvl w:val="0"/>
           <w:numId w:val="2"/>
         </w:numPr>
-        <w:spacing w:line="271" w:lineRule="auto"/>
+        <w:spacing w:line="276" w:lineRule="auto"/>
         <w:ind w:left="1072"/>
         <w:rPr>
           <w:rFonts w:ascii="Verdana" w:hAnsi="Verdana"/>
@@ -4250,26 +4301,25 @@
           <w:sz w:val="18"/>
           <w:szCs w:val="18"/>
         </w:rPr>
-        <w:t>no.</w:t>
-      </w:r>
-      <w:r>
-        <w:rPr>
-          <w:rFonts w:ascii="Verdana" w:hAnsi="Verdana"/>
-          <w:spacing w:val="-14"/>
-          <w:w w:val="105"/>
-          <w:sz w:val="18"/>
-          <w:szCs w:val="18"/>
-        </w:rPr>
-        <w:t xml:space="preserve"> </w:t>
-      </w:r>
-      <w:r>
-        <w:rPr>
-          <w:rFonts w:ascii="Verdana" w:hAnsi="Verdana"/>
-          <w:w w:val="105"/>
-          <w:sz w:val="18"/>
-          <w:szCs w:val="18"/>
-        </w:rPr>
-        <w:t>of</w:t>
+        <w:t>n</w:t>
+      </w:r>
+      <w:r>
+        <w:rPr>
+          <w:rFonts w:ascii="Verdana" w:hAnsi="Verdana"/>
+          <w:w w:val="105"/>
+          <w:sz w:val="18"/>
+          <w:szCs w:val="18"/>
+        </w:rPr>
+        <w:t>umber o</w:t>
+      </w:r>
+      <w:r>
+        <w:rPr>
+          <w:rFonts w:ascii="Verdana" w:hAnsi="Verdana"/>
+          <w:w w:val="105"/>
+          <w:sz w:val="18"/>
+          <w:szCs w:val="18"/>
+        </w:rPr>
+        <w:t>f</w:t>
       </w:r>
       <w:r>
         <w:rPr>
@@ -4336,7 +4386,7 @@
           <w:ilvl w:val="0"/>
           <w:numId w:val="2"/>
         </w:numPr>
-        <w:spacing w:line="271" w:lineRule="auto"/>
+        <w:spacing w:line="276" w:lineRule="auto"/>
         <w:ind w:left="1072"/>
         <w:rPr>
           <w:rFonts w:ascii="Verdana" w:hAnsi="Verdana"/>
@@ -4351,7 +4401,25 @@
           <w:sz w:val="18"/>
           <w:szCs w:val="18"/>
         </w:rPr>
-        <w:t>Display batches that are currently</w:t>
+        <w:t xml:space="preserve">Display </w:t>
+      </w:r>
+      <w:r>
+        <w:rPr>
+          <w:rFonts w:ascii="Verdana" w:hAnsi="Verdana"/>
+          <w:w w:val="105"/>
+          <w:sz w:val="18"/>
+          <w:szCs w:val="18"/>
+        </w:rPr>
+        <w:t xml:space="preserve">the </w:t>
+      </w:r>
+      <w:r>
+        <w:rPr>
+          <w:rFonts w:ascii="Verdana" w:hAnsi="Verdana"/>
+          <w:w w:val="105"/>
+          <w:sz w:val="18"/>
+          <w:szCs w:val="18"/>
+        </w:rPr>
+        <w:t>batches that are currently</w:t>
       </w:r>
       <w:r>
         <w:rPr>
@@ -4386,7 +4454,7 @@
         </w:tabs>
         <w:autoSpaceDE w:val="0"/>
         <w:autoSpaceDN w:val="0"/>
-        <w:spacing w:line="271" w:lineRule="auto"/>
+        <w:spacing w:line="276" w:lineRule="auto"/>
         <w:ind w:left="1072"/>
         <w:contextualSpacing w:val="0"/>
         <w:rPr>
@@ -4402,7 +4470,25 @@
           <w:sz w:val="18"/>
           <w:szCs w:val="18"/>
         </w:rPr>
-        <w:t>Display batches of JAVASE and</w:t>
+        <w:t xml:space="preserve">Display </w:t>
+      </w:r>
+      <w:r>
+        <w:rPr>
+          <w:rFonts w:ascii="Verdana" w:hAnsi="Verdana"/>
+          <w:w w:val="105"/>
+          <w:sz w:val="18"/>
+          <w:szCs w:val="18"/>
+        </w:rPr>
+        <w:t xml:space="preserve">the </w:t>
+      </w:r>
+      <w:r>
+        <w:rPr>
+          <w:rFonts w:ascii="Verdana" w:hAnsi="Verdana"/>
+          <w:w w:val="105"/>
+          <w:sz w:val="18"/>
+          <w:szCs w:val="18"/>
+        </w:rPr>
+        <w:t>batches of JAVASE and</w:t>
       </w:r>
       <w:r>
         <w:rPr>
@@ -4431,7 +4517,7 @@
           <w:ilvl w:val="0"/>
           <w:numId w:val="2"/>
         </w:numPr>
-        <w:spacing w:line="271" w:lineRule="auto"/>
+        <w:spacing w:line="276" w:lineRule="auto"/>
         <w:ind w:left="1072"/>
         <w:rPr>
           <w:rFonts w:ascii="Verdana" w:hAnsi="Verdana"/>
@@ -4457,6 +4543,16 @@
           <w:szCs w:val="18"/>
         </w:rPr>
         <w:t xml:space="preserve"> </w:t>
+      </w:r>
+      <w:r>
+        <w:rPr>
+          <w:rFonts w:ascii="Verdana" w:hAnsi="Verdana"/>
+          <w:spacing w:val="-11"/>
+          <w:w w:val="105"/>
+          <w:sz w:val="18"/>
+          <w:szCs w:val="18"/>
+        </w:rPr>
+        <w:t xml:space="preserve">the </w:t>
       </w:r>
       <w:r>
         <w:rPr>
@@ -4720,7 +4816,7 @@
         </w:tabs>
         <w:autoSpaceDE w:val="0"/>
         <w:autoSpaceDN w:val="0"/>
-        <w:spacing w:line="271" w:lineRule="auto"/>
+        <w:spacing w:line="276" w:lineRule="auto"/>
         <w:ind w:left="1072"/>
         <w:contextualSpacing w:val="0"/>
         <w:rPr>
@@ -4736,7 +4832,43 @@
           <w:sz w:val="18"/>
           <w:szCs w:val="18"/>
         </w:rPr>
-        <w:t xml:space="preserve">Display details of students where due date for payment </w:t>
+        <w:t xml:space="preserve">Display </w:t>
+      </w:r>
+      <w:r>
+        <w:rPr>
+          <w:rFonts w:ascii="Verdana" w:hAnsi="Verdana"/>
+          <w:w w:val="105"/>
+          <w:sz w:val="18"/>
+          <w:szCs w:val="18"/>
+        </w:rPr>
+        <w:t xml:space="preserve">the </w:t>
+      </w:r>
+      <w:r>
+        <w:rPr>
+          <w:rFonts w:ascii="Verdana" w:hAnsi="Verdana"/>
+          <w:w w:val="105"/>
+          <w:sz w:val="18"/>
+          <w:szCs w:val="18"/>
+        </w:rPr>
+        <w:t>details of students where</w:t>
+      </w:r>
+      <w:r>
+        <w:rPr>
+          <w:rFonts w:ascii="Verdana" w:hAnsi="Verdana"/>
+          <w:w w:val="105"/>
+          <w:sz w:val="18"/>
+          <w:szCs w:val="18"/>
+        </w:rPr>
+        <w:t xml:space="preserve"> </w:t>
+      </w:r>
+      <w:r>
+        <w:rPr>
+          <w:rFonts w:ascii="Verdana" w:hAnsi="Verdana"/>
+          <w:w w:val="105"/>
+          <w:sz w:val="18"/>
+          <w:szCs w:val="18"/>
+        </w:rPr>
+        <w:t xml:space="preserve">due date for payment </w:t>
       </w:r>
       <w:proofErr w:type="gramStart"/>
       <w:r>
@@ -4791,7 +4923,7 @@
         </w:tabs>
         <w:autoSpaceDE w:val="0"/>
         <w:autoSpaceDN w:val="0"/>
-        <w:spacing w:line="271" w:lineRule="auto"/>
+        <w:spacing w:line="276" w:lineRule="auto"/>
         <w:ind w:left="1072" w:right="406"/>
         <w:contextualSpacing w:val="0"/>
         <w:rPr>
@@ -4818,6 +4950,16 @@
           <w:szCs w:val="18"/>
         </w:rPr>
         <w:t xml:space="preserve"> </w:t>
+      </w:r>
+      <w:r>
+        <w:rPr>
+          <w:rFonts w:ascii="Verdana" w:hAnsi="Verdana"/>
+          <w:spacing w:val="-12"/>
+          <w:w w:val="105"/>
+          <w:sz w:val="18"/>
+          <w:szCs w:val="18"/>
+        </w:rPr>
+        <w:t xml:space="preserve">the </w:t>
       </w:r>
       <w:r>
         <w:rPr>
@@ -5089,7 +5231,7 @@
         </w:tabs>
         <w:autoSpaceDE w:val="0"/>
         <w:autoSpaceDN w:val="0"/>
-        <w:spacing w:line="271" w:lineRule="auto"/>
+        <w:spacing w:line="276" w:lineRule="auto"/>
         <w:ind w:left="1072" w:right="531"/>
         <w:contextualSpacing w:val="0"/>
         <w:rPr>
@@ -5116,6 +5258,16 @@
           <w:szCs w:val="18"/>
         </w:rPr>
         <w:t xml:space="preserve"> </w:t>
+      </w:r>
+      <w:r>
+        <w:rPr>
+          <w:rFonts w:ascii="Verdana" w:hAnsi="Verdana"/>
+          <w:spacing w:val="-18"/>
+          <w:w w:val="105"/>
+          <w:sz w:val="18"/>
+          <w:szCs w:val="18"/>
+        </w:rPr>
+        <w:t xml:space="preserve">the </w:t>
       </w:r>
       <w:r>
         <w:rPr>
@@ -5326,7 +5478,7 @@
           <w:ilvl w:val="0"/>
           <w:numId w:val="2"/>
         </w:numPr>
-        <w:spacing w:line="271" w:lineRule="auto"/>
+        <w:spacing w:line="276" w:lineRule="auto"/>
         <w:ind w:left="1072"/>
         <w:rPr>
           <w:rFonts w:ascii="Verdana" w:hAnsi="Verdana"/>
@@ -5352,6 +5504,16 @@
           <w:szCs w:val="18"/>
         </w:rPr>
         <w:t xml:space="preserve"> </w:t>
+      </w:r>
+      <w:r>
+        <w:rPr>
+          <w:rFonts w:ascii="Verdana" w:hAnsi="Verdana"/>
+          <w:spacing w:val="-15"/>
+          <w:w w:val="105"/>
+          <w:sz w:val="18"/>
+          <w:szCs w:val="18"/>
+        </w:rPr>
+        <w:t xml:space="preserve">the </w:t>
       </w:r>
       <w:r>
         <w:rPr>
@@ -5528,7 +5690,7 @@
         </w:tabs>
         <w:autoSpaceDE w:val="0"/>
         <w:autoSpaceDN w:val="0"/>
-        <w:spacing w:line="271" w:lineRule="auto"/>
+        <w:spacing w:line="276" w:lineRule="auto"/>
         <w:ind w:left="1072" w:right="283"/>
         <w:contextualSpacing w:val="0"/>
         <w:rPr>
@@ -5795,7 +5957,7 @@
           <w:ilvl w:val="0"/>
           <w:numId w:val="2"/>
         </w:numPr>
-        <w:spacing w:line="271" w:lineRule="auto"/>
+        <w:spacing w:line="276" w:lineRule="auto"/>
         <w:ind w:left="1072"/>
         <w:rPr>
           <w:rFonts w:ascii="Verdana" w:hAnsi="Verdana"/>
@@ -6035,7 +6197,7 @@
         </w:tabs>
         <w:autoSpaceDE w:val="0"/>
         <w:autoSpaceDN w:val="0"/>
-        <w:spacing w:line="271" w:lineRule="auto"/>
+        <w:spacing w:line="276" w:lineRule="auto"/>
         <w:ind w:left="1072"/>
         <w:contextualSpacing w:val="0"/>
         <w:rPr>
@@ -6076,7 +6238,7 @@
     <w:p>
       <w:pPr>
         <w:pStyle w:val="ListParagraph"/>
-        <w:spacing w:line="271" w:lineRule="auto"/>
+        <w:spacing w:line="276" w:lineRule="auto"/>
         <w:ind w:left="1072" w:right="448"/>
         <w:rPr>
           <w:rFonts w:ascii="Verdana" w:hAnsi="Verdana"/>
@@ -6271,7 +6433,7 @@
           <w:ilvl w:val="0"/>
           <w:numId w:val="2"/>
         </w:numPr>
-        <w:spacing w:line="271" w:lineRule="auto"/>
+        <w:spacing w:line="276" w:lineRule="auto"/>
         <w:ind w:left="1072"/>
         <w:rPr>
           <w:rFonts w:ascii="Verdana" w:hAnsi="Verdana"/>
@@ -6286,7 +6448,25 @@
           <w:sz w:val="18"/>
           <w:szCs w:val="18"/>
         </w:rPr>
-        <w:t xml:space="preserve">Update batches table to set </w:t>
+        <w:t xml:space="preserve">Update </w:t>
+      </w:r>
+      <w:r>
+        <w:rPr>
+          <w:rFonts w:ascii="Verdana" w:hAnsi="Verdana"/>
+          <w:w w:val="105"/>
+          <w:sz w:val="18"/>
+          <w:szCs w:val="18"/>
+        </w:rPr>
+        <w:t xml:space="preserve">the </w:t>
+      </w:r>
+      <w:r>
+        <w:rPr>
+          <w:rFonts w:ascii="Verdana" w:hAnsi="Verdana"/>
+          <w:w w:val="105"/>
+          <w:sz w:val="18"/>
+          <w:szCs w:val="18"/>
+        </w:rPr>
+        <w:t xml:space="preserve">batches table to set </w:t>
       </w:r>
       <w:proofErr w:type="spellStart"/>
       <w:r>
@@ -6379,7 +6559,7 @@
         </w:tabs>
         <w:autoSpaceDE w:val="0"/>
         <w:autoSpaceDN w:val="0"/>
-        <w:spacing w:line="271" w:lineRule="auto"/>
+        <w:spacing w:line="276" w:lineRule="auto"/>
         <w:ind w:left="1072"/>
         <w:contextualSpacing w:val="0"/>
         <w:rPr>
@@ -6395,7 +6575,25 @@
           <w:sz w:val="18"/>
           <w:szCs w:val="18"/>
         </w:rPr>
-        <w:t>Display batches that started in the previous year but ended in this</w:t>
+        <w:t xml:space="preserve">Display </w:t>
+      </w:r>
+      <w:r>
+        <w:rPr>
+          <w:rFonts w:ascii="Verdana" w:hAnsi="Verdana"/>
+          <w:w w:val="105"/>
+          <w:sz w:val="18"/>
+          <w:szCs w:val="18"/>
+        </w:rPr>
+        <w:t xml:space="preserve">the </w:t>
+      </w:r>
+      <w:r>
+        <w:rPr>
+          <w:rFonts w:ascii="Verdana" w:hAnsi="Verdana"/>
+          <w:w w:val="105"/>
+          <w:sz w:val="18"/>
+          <w:szCs w:val="18"/>
+        </w:rPr>
+        <w:t>batches that started in the previous year but ended in this</w:t>
       </w:r>
       <w:r>
         <w:rPr>
@@ -6430,7 +6628,7 @@
         </w:tabs>
         <w:autoSpaceDE w:val="0"/>
         <w:autoSpaceDN w:val="0"/>
-        <w:spacing w:line="271" w:lineRule="auto"/>
+        <w:spacing w:line="276" w:lineRule="auto"/>
         <w:ind w:left="1072" w:right="622"/>
         <w:contextualSpacing w:val="0"/>
         <w:rPr>
@@ -6457,6 +6655,16 @@
           <w:szCs w:val="18"/>
         </w:rPr>
         <w:t xml:space="preserve"> </w:t>
+      </w:r>
+      <w:r>
+        <w:rPr>
+          <w:rFonts w:ascii="Verdana" w:hAnsi="Verdana"/>
+          <w:spacing w:val="-7"/>
+          <w:w w:val="105"/>
+          <w:sz w:val="18"/>
+          <w:szCs w:val="18"/>
+        </w:rPr>
+        <w:t xml:space="preserve">the </w:t>
       </w:r>
       <w:r>
         <w:rPr>
@@ -6747,7 +6955,7 @@
         </w:tabs>
         <w:autoSpaceDE w:val="0"/>
         <w:autoSpaceDN w:val="0"/>
-        <w:spacing w:line="271" w:lineRule="auto"/>
+        <w:spacing w:line="276" w:lineRule="auto"/>
         <w:ind w:left="1072"/>
         <w:contextualSpacing w:val="0"/>
         <w:rPr>
@@ -6764,6 +6972,15 @@
           <w:szCs w:val="18"/>
         </w:rPr>
         <w:t xml:space="preserve">Change </w:t>
+      </w:r>
+      <w:r>
+        <w:rPr>
+          <w:rFonts w:ascii="Verdana" w:hAnsi="Verdana"/>
+          <w:w w:val="105"/>
+          <w:sz w:val="18"/>
+          <w:szCs w:val="18"/>
+        </w:rPr>
+        <w:t xml:space="preserve">the </w:t>
       </w:r>
       <w:proofErr w:type="spellStart"/>
       <w:r>
@@ -6869,7 +7086,7 @@
           <w:ilvl w:val="0"/>
           <w:numId w:val="2"/>
         </w:numPr>
-        <w:spacing w:line="271" w:lineRule="auto"/>
+        <w:spacing w:line="276" w:lineRule="auto"/>
         <w:ind w:left="1072"/>
         <w:rPr>
           <w:rFonts w:ascii="Verdana" w:hAnsi="Verdana"/>
@@ -7158,7 +7375,7 @@
         </w:tabs>
         <w:autoSpaceDE w:val="0"/>
         <w:autoSpaceDN w:val="0"/>
-        <w:spacing w:line="271" w:lineRule="auto"/>
+        <w:spacing w:line="276" w:lineRule="auto"/>
         <w:ind w:left="1072"/>
         <w:contextualSpacing w:val="0"/>
         <w:rPr>
@@ -7174,7 +7391,25 @@
           <w:sz w:val="18"/>
           <w:szCs w:val="18"/>
         </w:rPr>
-        <w:t>Display approximate date when cheque will be realized for cheque</w:t>
+        <w:t xml:space="preserve">Display </w:t>
+      </w:r>
+      <w:r>
+        <w:rPr>
+          <w:rFonts w:ascii="Verdana" w:hAnsi="Verdana"/>
+          <w:w w:val="105"/>
+          <w:sz w:val="18"/>
+          <w:szCs w:val="18"/>
+        </w:rPr>
+        <w:t xml:space="preserve">the </w:t>
+      </w:r>
+      <w:r>
+        <w:rPr>
+          <w:rFonts w:ascii="Verdana" w:hAnsi="Verdana"/>
+          <w:w w:val="105"/>
+          <w:sz w:val="18"/>
+          <w:szCs w:val="18"/>
+        </w:rPr>
+        <w:t>approximate date when cheque will be realized for cheque</w:t>
       </w:r>
       <w:r>
         <w:rPr>
@@ -7348,40 +7583,47 @@
           <w:ilvl w:val="0"/>
           <w:numId w:val="4"/>
         </w:numPr>
-        <w:spacing w:line="271" w:lineRule="auto"/>
-        <w:rPr>
-          <w:rFonts w:ascii="Verdana" w:hAnsi="Verdana"/>
-          <w:sz w:val="18"/>
-          <w:szCs w:val="18"/>
-        </w:rPr>
-      </w:pPr>
-      <w:r>
-        <w:rPr>
-          <w:rFonts w:ascii="Verdana" w:hAnsi="Verdana"/>
-          <w:w w:val="105"/>
-          <w:sz w:val="18"/>
-          <w:szCs w:val="18"/>
-        </w:rPr>
-        <w:t>Display total amount paid by all</w:t>
-      </w:r>
-      <w:r>
-        <w:rPr>
-          <w:rFonts w:ascii="Verdana" w:hAnsi="Verdana"/>
-          <w:spacing w:val="-93"/>
-          <w:w w:val="105"/>
-          <w:sz w:val="18"/>
-          <w:szCs w:val="18"/>
-        </w:rPr>
-        <w:t xml:space="preserve"> </w:t>
-      </w:r>
-      <w:r>
-        <w:rPr>
-          <w:rFonts w:ascii="Verdana" w:hAnsi="Verdana"/>
-          <w:w w:val="105"/>
-          <w:sz w:val="18"/>
-          <w:szCs w:val="18"/>
-        </w:rPr>
-        <w:t>students.</w:t>
+        <w:spacing w:line="276" w:lineRule="auto"/>
+        <w:rPr>
+          <w:rFonts w:ascii="Verdana" w:hAnsi="Verdana"/>
+          <w:sz w:val="18"/>
+          <w:szCs w:val="18"/>
+        </w:rPr>
+      </w:pPr>
+      <w:r>
+        <w:rPr>
+          <w:rFonts w:ascii="Verdana" w:hAnsi="Verdana"/>
+          <w:w w:val="105"/>
+          <w:sz w:val="18"/>
+          <w:szCs w:val="18"/>
+        </w:rPr>
+        <w:t xml:space="preserve">Display </w:t>
+      </w:r>
+      <w:r>
+        <w:rPr>
+          <w:rFonts w:ascii="Verdana" w:hAnsi="Verdana"/>
+          <w:w w:val="105"/>
+          <w:sz w:val="18"/>
+          <w:szCs w:val="18"/>
+        </w:rPr>
+        <w:t xml:space="preserve">the </w:t>
+      </w:r>
+      <w:r>
+        <w:rPr>
+          <w:rFonts w:ascii="Verdana" w:hAnsi="Verdana"/>
+          <w:w w:val="105"/>
+          <w:sz w:val="18"/>
+          <w:szCs w:val="18"/>
+        </w:rPr>
+        <w:t xml:space="preserve">total amount paid by </w:t>
+      </w:r>
+      <w:r>
+        <w:rPr>
+          <w:rFonts w:ascii="Verdana" w:hAnsi="Verdana"/>
+          <w:sz w:val="18"/>
+          <w:szCs w:val="18"/>
+        </w:rPr>
+        <w:t>all students.</w:t>
       </w:r>
     </w:p>
     <w:p>
@@ -7397,7 +7639,7 @@
         </w:tabs>
         <w:autoSpaceDE w:val="0"/>
         <w:autoSpaceDN w:val="0"/>
-        <w:spacing w:line="271" w:lineRule="auto"/>
+        <w:spacing w:line="276" w:lineRule="auto"/>
         <w:contextualSpacing w:val="0"/>
         <w:rPr>
           <w:rFonts w:ascii="Verdana" w:hAnsi="Verdana"/>
@@ -7664,7 +7906,7 @@
         </w:tabs>
         <w:autoSpaceDE w:val="0"/>
         <w:autoSpaceDN w:val="0"/>
-        <w:spacing w:line="271" w:lineRule="auto"/>
+        <w:spacing w:line="276" w:lineRule="auto"/>
         <w:contextualSpacing w:val="0"/>
         <w:rPr>
           <w:rFonts w:ascii="Verdana" w:hAnsi="Verdana"/>
@@ -7681,6 +7923,15 @@
         </w:rPr>
         <w:t xml:space="preserve">Display </w:t>
       </w:r>
+      <w:r>
+        <w:rPr>
+          <w:rFonts w:ascii="Verdana" w:hAnsi="Verdana"/>
+          <w:w w:val="105"/>
+          <w:sz w:val="18"/>
+          <w:szCs w:val="18"/>
+        </w:rPr>
+        <w:t xml:space="preserve">the </w:t>
+      </w:r>
       <w:proofErr w:type="spellStart"/>
       <w:r>
         <w:rPr>
@@ -7699,7 +7950,25 @@
           <w:sz w:val="18"/>
           <w:szCs w:val="18"/>
         </w:rPr>
-        <w:t xml:space="preserve"> and number of </w:t>
+        <w:t xml:space="preserve"> and </w:t>
+      </w:r>
+      <w:r>
+        <w:rPr>
+          <w:rFonts w:ascii="Verdana" w:hAnsi="Verdana"/>
+          <w:w w:val="105"/>
+          <w:sz w:val="18"/>
+          <w:szCs w:val="18"/>
+        </w:rPr>
+        <w:t xml:space="preserve">the </w:t>
+      </w:r>
+      <w:r>
+        <w:rPr>
+          <w:rFonts w:ascii="Verdana" w:hAnsi="Verdana"/>
+          <w:w w:val="105"/>
+          <w:sz w:val="18"/>
+          <w:szCs w:val="18"/>
+        </w:rPr>
+        <w:t xml:space="preserve">number of </w:t>
       </w:r>
       <w:r>
         <w:rPr>
@@ -7737,7 +8006,7 @@
           <w:ilvl w:val="0"/>
           <w:numId w:val="4"/>
         </w:numPr>
-        <w:spacing w:line="271" w:lineRule="auto"/>
+        <w:spacing w:line="276" w:lineRule="auto"/>
         <w:rPr>
           <w:rFonts w:ascii="Verdana" w:hAnsi="Verdana"/>
           <w:sz w:val="18"/>
@@ -7919,7 +8188,7 @@
         </w:tabs>
         <w:autoSpaceDE w:val="0"/>
         <w:autoSpaceDN w:val="0"/>
-        <w:spacing w:line="271" w:lineRule="auto"/>
+        <w:spacing w:line="276" w:lineRule="auto"/>
         <w:contextualSpacing w:val="0"/>
         <w:rPr>
           <w:rFonts w:ascii="Verdana" w:hAnsi="Verdana"/>
@@ -7934,7 +8203,25 @@
           <w:sz w:val="18"/>
           <w:szCs w:val="18"/>
         </w:rPr>
-        <w:t>Display total amount paid on each</w:t>
+        <w:t xml:space="preserve">Display </w:t>
+      </w:r>
+      <w:r>
+        <w:rPr>
+          <w:rFonts w:ascii="Verdana" w:hAnsi="Verdana"/>
+          <w:w w:val="105"/>
+          <w:sz w:val="18"/>
+          <w:szCs w:val="18"/>
+        </w:rPr>
+        <w:t xml:space="preserve">the </w:t>
+      </w:r>
+      <w:r>
+        <w:rPr>
+          <w:rFonts w:ascii="Verdana" w:hAnsi="Verdana"/>
+          <w:w w:val="105"/>
+          <w:sz w:val="18"/>
+          <w:szCs w:val="18"/>
+        </w:rPr>
+        <w:t>total amount paid on each</w:t>
       </w:r>
       <w:r>
         <w:rPr>
@@ -7963,7 +8250,7 @@
           <w:ilvl w:val="0"/>
           <w:numId w:val="4"/>
         </w:numPr>
-        <w:spacing w:line="271" w:lineRule="auto"/>
+        <w:spacing w:line="276" w:lineRule="auto"/>
         <w:rPr>
           <w:rFonts w:ascii="Verdana" w:hAnsi="Verdana"/>
           <w:sz w:val="18"/>
@@ -7988,6 +8275,16 @@
           <w:szCs w:val="18"/>
         </w:rPr>
         <w:t xml:space="preserve"> </w:t>
+      </w:r>
+      <w:r>
+        <w:rPr>
+          <w:rFonts w:ascii="Verdana" w:hAnsi="Verdana"/>
+          <w:spacing w:val="-12"/>
+          <w:w w:val="105"/>
+          <w:sz w:val="18"/>
+          <w:szCs w:val="18"/>
+        </w:rPr>
+        <w:t xml:space="preserve">the </w:t>
       </w:r>
       <w:r>
         <w:rPr>
@@ -8154,7 +8451,7 @@
         </w:tabs>
         <w:autoSpaceDE w:val="0"/>
         <w:autoSpaceDN w:val="0"/>
-        <w:spacing w:line="271" w:lineRule="auto"/>
+        <w:spacing w:line="276" w:lineRule="auto"/>
         <w:contextualSpacing w:val="0"/>
         <w:rPr>
           <w:rFonts w:ascii="Verdana" w:hAnsi="Verdana"/>
@@ -8169,7 +8466,25 @@
           <w:sz w:val="18"/>
           <w:szCs w:val="18"/>
         </w:rPr>
-        <w:t>Display amount collected for each</w:t>
+        <w:t xml:space="preserve">Display </w:t>
+      </w:r>
+      <w:r>
+        <w:rPr>
+          <w:rFonts w:ascii="Verdana" w:hAnsi="Verdana"/>
+          <w:w w:val="105"/>
+          <w:sz w:val="18"/>
+          <w:szCs w:val="18"/>
+        </w:rPr>
+        <w:t xml:space="preserve">the </w:t>
+      </w:r>
+      <w:r>
+        <w:rPr>
+          <w:rFonts w:ascii="Verdana" w:hAnsi="Verdana"/>
+          <w:w w:val="105"/>
+          <w:sz w:val="18"/>
+          <w:szCs w:val="18"/>
+        </w:rPr>
+        <w:t>amount collected for each</w:t>
       </w:r>
       <w:r>
         <w:rPr>
@@ -8198,21 +8513,39 @@
           <w:ilvl w:val="0"/>
           <w:numId w:val="4"/>
         </w:numPr>
-        <w:spacing w:line="271" w:lineRule="auto"/>
-        <w:rPr>
-          <w:rFonts w:ascii="Verdana" w:hAnsi="Verdana"/>
-          <w:sz w:val="18"/>
-          <w:szCs w:val="18"/>
-        </w:rPr>
-      </w:pPr>
-      <w:r>
-        <w:rPr>
-          <w:rFonts w:ascii="Verdana" w:hAnsi="Verdana"/>
-          <w:w w:val="105"/>
-          <w:sz w:val="18"/>
-          <w:szCs w:val="18"/>
-        </w:rPr>
-        <w:t>Display batches where the number of students is more than</w:t>
+        <w:spacing w:line="276" w:lineRule="auto"/>
+        <w:rPr>
+          <w:rFonts w:ascii="Verdana" w:hAnsi="Verdana"/>
+          <w:sz w:val="18"/>
+          <w:szCs w:val="18"/>
+        </w:rPr>
+      </w:pPr>
+      <w:r>
+        <w:rPr>
+          <w:rFonts w:ascii="Verdana" w:hAnsi="Verdana"/>
+          <w:w w:val="105"/>
+          <w:sz w:val="18"/>
+          <w:szCs w:val="18"/>
+        </w:rPr>
+        <w:t xml:space="preserve">Display </w:t>
+      </w:r>
+      <w:r>
+        <w:rPr>
+          <w:rFonts w:ascii="Verdana" w:hAnsi="Verdana"/>
+          <w:w w:val="105"/>
+          <w:sz w:val="18"/>
+          <w:szCs w:val="18"/>
+        </w:rPr>
+        <w:t xml:space="preserve">the </w:t>
+      </w:r>
+      <w:r>
+        <w:rPr>
+          <w:rFonts w:ascii="Verdana" w:hAnsi="Verdana"/>
+          <w:w w:val="105"/>
+          <w:sz w:val="18"/>
+          <w:szCs w:val="18"/>
+        </w:rPr>
+        <w:t>batches where the number of students is more than</w:t>
       </w:r>
       <w:r>
         <w:rPr>
@@ -8241,7 +8574,7 @@
           <w:ilvl w:val="0"/>
           <w:numId w:val="4"/>
         </w:numPr>
-        <w:spacing w:line="271" w:lineRule="auto"/>
+        <w:spacing w:line="276" w:lineRule="auto"/>
         <w:rPr>
           <w:rFonts w:ascii="Verdana" w:hAnsi="Verdana"/>
           <w:sz w:val="18"/>
@@ -8266,6 +8599,16 @@
           <w:szCs w:val="18"/>
         </w:rPr>
         <w:t xml:space="preserve"> </w:t>
+      </w:r>
+      <w:r>
+        <w:rPr>
+          <w:rFonts w:ascii="Verdana" w:hAnsi="Verdana"/>
+          <w:spacing w:val="-15"/>
+          <w:w w:val="105"/>
+          <w:sz w:val="18"/>
+          <w:szCs w:val="18"/>
+        </w:rPr>
+        <w:t xml:space="preserve">the </w:t>
       </w:r>
       <w:proofErr w:type="spellStart"/>
       <w:r>
@@ -8419,7 +8762,7 @@
           <w:ilvl w:val="0"/>
           <w:numId w:val="4"/>
         </w:numPr>
-        <w:spacing w:line="271" w:lineRule="auto"/>
+        <w:spacing w:line="276" w:lineRule="auto"/>
         <w:rPr>
           <w:rFonts w:ascii="Verdana" w:hAnsi="Verdana"/>
           <w:sz w:val="18"/>
@@ -8444,6 +8787,16 @@
           <w:szCs w:val="18"/>
         </w:rPr>
         <w:t xml:space="preserve"> </w:t>
+      </w:r>
+      <w:r>
+        <w:rPr>
+          <w:rFonts w:ascii="Verdana" w:hAnsi="Verdana"/>
+          <w:spacing w:val="-14"/>
+          <w:w w:val="105"/>
+          <w:sz w:val="18"/>
+          <w:szCs w:val="18"/>
+        </w:rPr>
+        <w:t xml:space="preserve">the </w:t>
       </w:r>
       <w:r>
         <w:rPr>
@@ -8677,7 +9030,7 @@
         </w:tabs>
         <w:autoSpaceDE w:val="0"/>
         <w:autoSpaceDN w:val="0"/>
-        <w:spacing w:line="271" w:lineRule="auto"/>
+        <w:spacing w:line="276" w:lineRule="auto"/>
         <w:contextualSpacing w:val="0"/>
         <w:rPr>
           <w:rFonts w:ascii="Verdana" w:hAnsi="Verdana"/>
@@ -8692,7 +9045,25 @@
           <w:sz w:val="18"/>
           <w:szCs w:val="18"/>
         </w:rPr>
-        <w:t xml:space="preserve">Display number of </w:t>
+        <w:t xml:space="preserve">Display </w:t>
+      </w:r>
+      <w:r>
+        <w:rPr>
+          <w:rFonts w:ascii="Verdana" w:hAnsi="Verdana"/>
+          <w:w w:val="105"/>
+          <w:sz w:val="18"/>
+          <w:szCs w:val="18"/>
+        </w:rPr>
+        <w:t xml:space="preserve">the </w:t>
+      </w:r>
+      <w:r>
+        <w:rPr>
+          <w:rFonts w:ascii="Verdana" w:hAnsi="Verdana"/>
+          <w:w w:val="105"/>
+          <w:sz w:val="18"/>
+          <w:szCs w:val="18"/>
+        </w:rPr>
+        <w:t xml:space="preserve">number of </w:t>
       </w:r>
       <w:r>
         <w:rPr>
@@ -8739,6 +9110,48 @@
           <w:szCs w:val="18"/>
         </w:rPr>
         <w:t>course.</w:t>
+      </w:r>
+    </w:p>
+    <w:p>
+      <w:pPr>
+        <w:pStyle w:val="ListParagraph"/>
+        <w:numPr>
+          <w:ilvl w:val="0"/>
+          <w:numId w:val="4"/>
+        </w:numPr>
+        <w:spacing w:line="276" w:lineRule="auto"/>
+        <w:rPr>
+          <w:rFonts w:ascii="Verdana" w:hAnsi="Verdana"/>
+          <w:sz w:val="18"/>
+          <w:szCs w:val="18"/>
+        </w:rPr>
+      </w:pPr>
+      <w:r>
+        <w:rPr>
+          <w:rFonts w:ascii="Verdana" w:hAnsi="Verdana"/>
+          <w:w w:val="105"/>
+          <w:sz w:val="18"/>
+          <w:szCs w:val="18"/>
+        </w:rPr>
+        <w:t>Display how many ba</w:t>
+      </w:r>
+      <w:r>
+        <w:rPr>
+          <w:rFonts w:ascii="Verdana" w:hAnsi="Verdana"/>
+          <w:w w:val="105"/>
+          <w:sz w:val="18"/>
+          <w:szCs w:val="18"/>
+        </w:rPr>
+        <w:t>t</w:t>
+      </w:r>
+      <w:r>
+        <w:rPr>
+          <w:rFonts w:ascii="Verdana" w:hAnsi="Verdana"/>
+          <w:w w:val="105"/>
+          <w:sz w:val="18"/>
+          <w:szCs w:val="18"/>
+        </w:rPr>
+        <w:t>ches are currently running.</w:t>
       </w:r>
     </w:p>
     <w:p>
@@ -8754,7 +9167,8 @@
         </w:tabs>
         <w:autoSpaceDE w:val="0"/>
         <w:autoSpaceDN w:val="0"/>
-        <w:spacing w:line="271" w:lineRule="auto"/>
+        <w:spacing w:line="276" w:lineRule="auto"/>
+        <w:ind w:left="1077" w:right="3119" w:hanging="357"/>
         <w:contextualSpacing w:val="0"/>
         <w:rPr>
           <w:rFonts w:ascii="Verdana" w:hAnsi="Verdana"/>
@@ -8769,68 +9183,130 @@
           <w:sz w:val="18"/>
           <w:szCs w:val="18"/>
         </w:rPr>
-        <w:t>Use rollup and cube to display bathes for each year and</w:t>
-      </w:r>
-      <w:r>
-        <w:rPr>
-          <w:rFonts w:ascii="Verdana" w:hAnsi="Verdana"/>
-          <w:spacing w:val="-77"/>
-          <w:w w:val="105"/>
-          <w:sz w:val="18"/>
-          <w:szCs w:val="18"/>
-        </w:rPr>
-        <w:t xml:space="preserve"> </w:t>
-      </w:r>
-      <w:r>
-        <w:rPr>
-          <w:rFonts w:ascii="Verdana" w:hAnsi="Verdana"/>
-          <w:w w:val="105"/>
-          <w:sz w:val="18"/>
-          <w:szCs w:val="18"/>
-        </w:rPr>
-        <w:t>course.</w:t>
-      </w:r>
-    </w:p>
-    <w:p>
-      <w:pPr>
-        <w:pStyle w:val="ListParagraph"/>
-        <w:numPr>
-          <w:ilvl w:val="0"/>
-          <w:numId w:val="4"/>
-        </w:numPr>
-        <w:spacing w:line="271" w:lineRule="auto"/>
-        <w:rPr>
-          <w:rFonts w:ascii="Verdana" w:hAnsi="Verdana"/>
-          <w:sz w:val="18"/>
-          <w:szCs w:val="18"/>
-        </w:rPr>
-      </w:pPr>
-      <w:r>
-        <w:rPr>
-          <w:rFonts w:ascii="Verdana" w:hAnsi="Verdana"/>
-          <w:w w:val="105"/>
-          <w:sz w:val="18"/>
-          <w:szCs w:val="18"/>
-        </w:rPr>
-        <w:t>Display how many ba</w:t>
-      </w:r>
-      <w:r>
-        <w:rPr>
-          <w:rFonts w:ascii="Verdana" w:hAnsi="Verdana"/>
-          <w:w w:val="105"/>
-          <w:sz w:val="18"/>
-          <w:szCs w:val="18"/>
-        </w:rPr>
-        <w:t>t</w:t>
-      </w:r>
-      <w:r>
-        <w:rPr>
-          <w:rFonts w:ascii="Verdana" w:hAnsi="Verdana"/>
-          <w:w w:val="105"/>
-          <w:sz w:val="18"/>
-          <w:szCs w:val="18"/>
-        </w:rPr>
-        <w:t>ches are currently running.</w:t>
+        <w:t>Display</w:t>
+      </w:r>
+      <w:r>
+        <w:rPr>
+          <w:rFonts w:ascii="Verdana" w:hAnsi="Verdana"/>
+          <w:spacing w:val="-14"/>
+          <w:w w:val="105"/>
+          <w:sz w:val="18"/>
+          <w:szCs w:val="18"/>
+        </w:rPr>
+        <w:t xml:space="preserve"> </w:t>
+      </w:r>
+      <w:r>
+        <w:rPr>
+          <w:rFonts w:ascii="Verdana" w:hAnsi="Verdana"/>
+          <w:spacing w:val="-14"/>
+          <w:w w:val="105"/>
+          <w:sz w:val="18"/>
+          <w:szCs w:val="18"/>
+        </w:rPr>
+        <w:t xml:space="preserve">the </w:t>
+      </w:r>
+      <w:r>
+        <w:rPr>
+          <w:rFonts w:ascii="Verdana" w:hAnsi="Verdana"/>
+          <w:w w:val="105"/>
+          <w:sz w:val="18"/>
+          <w:szCs w:val="18"/>
+        </w:rPr>
+        <w:t>number</w:t>
+      </w:r>
+      <w:r>
+        <w:rPr>
+          <w:rFonts w:ascii="Verdana" w:hAnsi="Verdana"/>
+          <w:w w:val="105"/>
+          <w:sz w:val="18"/>
+          <w:szCs w:val="18"/>
+        </w:rPr>
+        <w:t xml:space="preserve"> </w:t>
+      </w:r>
+      <w:r>
+        <w:rPr>
+          <w:rFonts w:ascii="Verdana" w:hAnsi="Verdana"/>
+          <w:w w:val="105"/>
+          <w:sz w:val="18"/>
+          <w:szCs w:val="18"/>
+        </w:rPr>
+        <w:t xml:space="preserve">of </w:t>
+      </w:r>
+      <w:r>
+        <w:rPr>
+          <w:rFonts w:ascii="Verdana" w:hAnsi="Verdana"/>
+          <w:w w:val="105"/>
+          <w:sz w:val="18"/>
+          <w:szCs w:val="18"/>
+        </w:rPr>
+        <w:t>students</w:t>
+      </w:r>
+      <w:r>
+        <w:rPr>
+          <w:rFonts w:ascii="Verdana" w:hAnsi="Verdana"/>
+          <w:spacing w:val="-16"/>
+          <w:w w:val="105"/>
+          <w:sz w:val="18"/>
+          <w:szCs w:val="18"/>
+        </w:rPr>
+        <w:t xml:space="preserve"> </w:t>
+      </w:r>
+      <w:r>
+        <w:rPr>
+          <w:rFonts w:ascii="Verdana" w:hAnsi="Verdana"/>
+          <w:w w:val="105"/>
+          <w:sz w:val="18"/>
+          <w:szCs w:val="18"/>
+        </w:rPr>
+        <w:t>using</w:t>
+      </w:r>
+      <w:r>
+        <w:rPr>
+          <w:rFonts w:ascii="Verdana" w:hAnsi="Verdana"/>
+          <w:spacing w:val="-15"/>
+          <w:w w:val="105"/>
+          <w:sz w:val="18"/>
+          <w:szCs w:val="18"/>
+        </w:rPr>
+        <w:t xml:space="preserve"> </w:t>
+      </w:r>
+      <w:r>
+        <w:rPr>
+          <w:rFonts w:ascii="Verdana" w:hAnsi="Verdana"/>
+          <w:w w:val="105"/>
+          <w:sz w:val="18"/>
+          <w:szCs w:val="18"/>
+        </w:rPr>
+        <w:t>each</w:t>
+      </w:r>
+      <w:r>
+        <w:rPr>
+          <w:rFonts w:ascii="Verdana" w:hAnsi="Verdana"/>
+          <w:spacing w:val="-13"/>
+          <w:w w:val="105"/>
+          <w:sz w:val="18"/>
+          <w:szCs w:val="18"/>
+        </w:rPr>
+        <w:t xml:space="preserve"> </w:t>
+      </w:r>
+      <w:r>
+        <w:rPr>
+          <w:rFonts w:ascii="Verdana" w:hAnsi="Verdana"/>
+          <w:w w:val="105"/>
+          <w:sz w:val="18"/>
+          <w:szCs w:val="18"/>
+        </w:rPr>
+        <w:t>mail</w:t>
+      </w:r>
+      <w:r>
+        <w:rPr>
+          <w:rFonts w:ascii="Verdana" w:hAnsi="Verdana"/>
+          <w:spacing w:val="-16"/>
+          <w:w w:val="105"/>
+          <w:sz w:val="18"/>
+          <w:szCs w:val="18"/>
+        </w:rPr>
+        <w:t xml:space="preserve"> server.</w:t>
       </w:r>
     </w:p>
     <w:p>
@@ -8846,134 +9322,7 @@
         </w:tabs>
         <w:autoSpaceDE w:val="0"/>
         <w:autoSpaceDN w:val="0"/>
-        <w:spacing w:line="271" w:lineRule="auto"/>
-        <w:ind w:left="1077" w:right="3119" w:hanging="357"/>
-        <w:contextualSpacing w:val="0"/>
-        <w:rPr>
-          <w:rFonts w:ascii="Verdana" w:hAnsi="Verdana"/>
-          <w:sz w:val="18"/>
-          <w:szCs w:val="18"/>
-        </w:rPr>
-      </w:pPr>
-      <w:r>
-        <w:rPr>
-          <w:rFonts w:ascii="Verdana" w:hAnsi="Verdana"/>
-          <w:w w:val="105"/>
-          <w:sz w:val="18"/>
-          <w:szCs w:val="18"/>
-        </w:rPr>
-        <w:t>Display</w:t>
-      </w:r>
-      <w:r>
-        <w:rPr>
-          <w:rFonts w:ascii="Verdana" w:hAnsi="Verdana"/>
-          <w:spacing w:val="-14"/>
-          <w:w w:val="105"/>
-          <w:sz w:val="18"/>
-          <w:szCs w:val="18"/>
-        </w:rPr>
-        <w:t xml:space="preserve"> </w:t>
-      </w:r>
-      <w:r>
-        <w:rPr>
-          <w:rFonts w:ascii="Verdana" w:hAnsi="Verdana"/>
-          <w:w w:val="105"/>
-          <w:sz w:val="18"/>
-          <w:szCs w:val="18"/>
-        </w:rPr>
-        <w:t xml:space="preserve">number of </w:t>
-      </w:r>
-      <w:r>
-        <w:rPr>
-          <w:rFonts w:ascii="Verdana" w:hAnsi="Verdana"/>
-          <w:w w:val="105"/>
-          <w:sz w:val="18"/>
-          <w:szCs w:val="18"/>
-        </w:rPr>
-        <w:t>students</w:t>
-      </w:r>
-      <w:r>
-        <w:rPr>
-          <w:rFonts w:ascii="Verdana" w:hAnsi="Verdana"/>
-          <w:spacing w:val="-16"/>
-          <w:w w:val="105"/>
-          <w:sz w:val="18"/>
-          <w:szCs w:val="18"/>
-        </w:rPr>
-        <w:t xml:space="preserve"> </w:t>
-      </w:r>
-      <w:r>
-        <w:rPr>
-          <w:rFonts w:ascii="Verdana" w:hAnsi="Verdana"/>
-          <w:w w:val="105"/>
-          <w:sz w:val="18"/>
-          <w:szCs w:val="18"/>
-        </w:rPr>
-        <w:t>using</w:t>
-      </w:r>
-      <w:r>
-        <w:rPr>
-          <w:rFonts w:ascii="Verdana" w:hAnsi="Verdana"/>
-          <w:spacing w:val="-15"/>
-          <w:w w:val="105"/>
-          <w:sz w:val="18"/>
-          <w:szCs w:val="18"/>
-        </w:rPr>
-        <w:t xml:space="preserve"> </w:t>
-      </w:r>
-      <w:r>
-        <w:rPr>
-          <w:rFonts w:ascii="Verdana" w:hAnsi="Verdana"/>
-          <w:w w:val="105"/>
-          <w:sz w:val="18"/>
-          <w:szCs w:val="18"/>
-        </w:rPr>
-        <w:t>each</w:t>
-      </w:r>
-      <w:r>
-        <w:rPr>
-          <w:rFonts w:ascii="Verdana" w:hAnsi="Verdana"/>
-          <w:spacing w:val="-13"/>
-          <w:w w:val="105"/>
-          <w:sz w:val="18"/>
-          <w:szCs w:val="18"/>
-        </w:rPr>
-        <w:t xml:space="preserve"> </w:t>
-      </w:r>
-      <w:r>
-        <w:rPr>
-          <w:rFonts w:ascii="Verdana" w:hAnsi="Verdana"/>
-          <w:w w:val="105"/>
-          <w:sz w:val="18"/>
-          <w:szCs w:val="18"/>
-        </w:rPr>
-        <w:t>mail</w:t>
-      </w:r>
-      <w:r>
-        <w:rPr>
-          <w:rFonts w:ascii="Verdana" w:hAnsi="Verdana"/>
-          <w:spacing w:val="-16"/>
-          <w:w w:val="105"/>
-          <w:sz w:val="18"/>
-          <w:szCs w:val="18"/>
-        </w:rPr>
-        <w:t xml:space="preserve"> server.</w:t>
-      </w:r>
-    </w:p>
-    <w:p>
-      <w:pPr>
-        <w:pStyle w:val="ListParagraph"/>
-        <w:widowControl w:val="0"/>
-        <w:numPr>
-          <w:ilvl w:val="0"/>
-          <w:numId w:val="4"/>
-        </w:numPr>
-        <w:tabs>
-          <w:tab w:val="left" w:pos="726"/>
-        </w:tabs>
-        <w:autoSpaceDE w:val="0"/>
-        <w:autoSpaceDN w:val="0"/>
-        <w:spacing w:line="271" w:lineRule="auto"/>
+        <w:spacing w:line="276" w:lineRule="auto"/>
         <w:ind w:right="283"/>
         <w:contextualSpacing w:val="0"/>
         <w:rPr>
@@ -9000,6 +9349,16 @@
           <w:szCs w:val="18"/>
         </w:rPr>
         <w:t xml:space="preserve"> </w:t>
+      </w:r>
+      <w:r>
+        <w:rPr>
+          <w:rFonts w:ascii="Verdana" w:hAnsi="Verdana"/>
+          <w:spacing w:val="-14"/>
+          <w:w w:val="105"/>
+          <w:sz w:val="18"/>
+          <w:szCs w:val="18"/>
+        </w:rPr>
+        <w:t xml:space="preserve">the </w:t>
       </w:r>
       <w:r>
         <w:rPr>
@@ -9263,7 +9622,7 @@
         </w:tabs>
         <w:autoSpaceDE w:val="0"/>
         <w:autoSpaceDN w:val="0"/>
-        <w:spacing w:line="271" w:lineRule="auto"/>
+        <w:spacing w:line="276" w:lineRule="auto"/>
         <w:ind w:left="1077" w:right="2693" w:hanging="357"/>
         <w:contextualSpacing w:val="0"/>
         <w:rPr>
@@ -9290,6 +9649,16 @@
           <w:szCs w:val="18"/>
         </w:rPr>
         <w:t xml:space="preserve"> </w:t>
+      </w:r>
+      <w:r>
+        <w:rPr>
+          <w:rFonts w:ascii="Verdana" w:hAnsi="Verdana"/>
+          <w:spacing w:val="-18"/>
+          <w:w w:val="105"/>
+          <w:sz w:val="18"/>
+          <w:szCs w:val="18"/>
+        </w:rPr>
+        <w:t xml:space="preserve">the </w:t>
       </w:r>
       <w:r>
         <w:rPr>
@@ -9411,7 +9780,7 @@
         </w:tabs>
         <w:autoSpaceDE w:val="0"/>
         <w:autoSpaceDN w:val="0"/>
-        <w:spacing w:line="271" w:lineRule="auto"/>
+        <w:spacing w:line="276" w:lineRule="auto"/>
         <w:ind w:left="1077" w:right="2693" w:hanging="357"/>
         <w:contextualSpacing w:val="0"/>
         <w:rPr>
@@ -9428,7 +9797,25 @@
           <w:szCs w:val="18"/>
         </w:rPr>
         <w:lastRenderedPageBreak/>
-        <w:t>Display year and total payments for the</w:t>
+        <w:t xml:space="preserve">Display </w:t>
+      </w:r>
+      <w:r>
+        <w:rPr>
+          <w:rFonts w:ascii="Verdana" w:hAnsi="Verdana"/>
+          <w:w w:val="105"/>
+          <w:sz w:val="18"/>
+          <w:szCs w:val="18"/>
+        </w:rPr>
+        <w:t xml:space="preserve">the </w:t>
+      </w:r>
+      <w:r>
+        <w:rPr>
+          <w:rFonts w:ascii="Verdana" w:hAnsi="Verdana"/>
+          <w:w w:val="105"/>
+          <w:sz w:val="18"/>
+          <w:szCs w:val="18"/>
+        </w:rPr>
+        <w:t>year and total payments for the</w:t>
       </w:r>
       <w:r>
         <w:rPr>
@@ -9465,7 +9852,7 @@
         </w:tabs>
         <w:autoSpaceDE w:val="0"/>
         <w:autoSpaceDN w:val="0"/>
-        <w:spacing w:line="271" w:lineRule="auto"/>
+        <w:spacing w:line="276" w:lineRule="auto"/>
         <w:ind w:left="1077" w:right="708" w:hanging="357"/>
         <w:contextualSpacing w:val="0"/>
         <w:rPr>
@@ -9708,7 +10095,7 @@
         </w:tabs>
         <w:autoSpaceDE w:val="0"/>
         <w:autoSpaceDN w:val="0"/>
-        <w:spacing w:line="271" w:lineRule="auto"/>
+        <w:spacing w:line="276" w:lineRule="auto"/>
         <w:ind w:left="1077" w:right="708" w:hanging="357"/>
         <w:contextualSpacing w:val="0"/>
         <w:rPr>
@@ -9735,6 +10122,16 @@
           <w:szCs w:val="18"/>
         </w:rPr>
         <w:t xml:space="preserve"> </w:t>
+      </w:r>
+      <w:r>
+        <w:rPr>
+          <w:rFonts w:ascii="Verdana" w:hAnsi="Verdana"/>
+          <w:spacing w:val="-15"/>
+          <w:w w:val="105"/>
+          <w:sz w:val="18"/>
+          <w:szCs w:val="18"/>
+        </w:rPr>
+        <w:t xml:space="preserve">the </w:t>
       </w:r>
       <w:r>
         <w:rPr>
@@ -9950,7 +10347,7 @@
         </w:tabs>
         <w:autoSpaceDE w:val="0"/>
         <w:autoSpaceDN w:val="0"/>
-        <w:spacing w:line="271" w:lineRule="auto"/>
+        <w:spacing w:line="276" w:lineRule="auto"/>
         <w:ind w:left="1077" w:right="708" w:hanging="357"/>
         <w:contextualSpacing w:val="0"/>
         <w:rPr>
@@ -9977,6 +10374,16 @@
           <w:szCs w:val="18"/>
         </w:rPr>
         <w:t xml:space="preserve"> </w:t>
+      </w:r>
+      <w:r>
+        <w:rPr>
+          <w:rFonts w:ascii="Verdana" w:hAnsi="Verdana"/>
+          <w:spacing w:val="-14"/>
+          <w:w w:val="105"/>
+          <w:sz w:val="18"/>
+          <w:szCs w:val="18"/>
+        </w:rPr>
+        <w:t xml:space="preserve">the </w:t>
       </w:r>
       <w:r>
         <w:rPr>
@@ -10361,8 +10768,8 @@
           <w:ilvl w:val="0"/>
           <w:numId w:val="7"/>
         </w:numPr>
-        <w:spacing w:line="271" w:lineRule="auto"/>
-        <w:ind w:left="1077"/>
+        <w:spacing w:line="276" w:lineRule="auto"/>
+        <w:ind w:left="1071" w:hanging="357"/>
         <w:rPr>
           <w:rFonts w:ascii="Verdana" w:hAnsi="Verdana"/>
           <w:sz w:val="17"/>
@@ -10376,6 +10783,14 @@
         </w:rPr>
         <w:t xml:space="preserve">Display </w:t>
       </w:r>
+      <w:r>
+        <w:rPr>
+          <w:rFonts w:ascii="Verdana" w:hAnsi="Verdana"/>
+          <w:w w:val="105"/>
+          <w:sz w:val="18"/>
+        </w:rPr>
+        <w:t xml:space="preserve">the </w:t>
+      </w:r>
       <w:proofErr w:type="spellStart"/>
       <w:r>
         <w:rPr>
@@ -10392,28 +10807,24 @@
           <w:w w:val="105"/>
           <w:sz w:val="18"/>
         </w:rPr>
-        <w:t xml:space="preserve">, course </w:t>
-      </w:r>
-      <w:proofErr w:type="spellStart"/>
-      <w:r>
-        <w:rPr>
-          <w:rFonts w:ascii="Verdana" w:hAnsi="Verdana"/>
-          <w:w w:val="105"/>
-          <w:sz w:val="18"/>
-        </w:rPr>
-        <w:t>name</w:t>
-      </w:r>
-      <w:proofErr w:type="gramStart"/>
-      <w:r>
-        <w:rPr>
-          <w:rFonts w:ascii="Verdana" w:hAnsi="Verdana"/>
-          <w:w w:val="105"/>
-          <w:sz w:val="18"/>
-        </w:rPr>
-        <w:t>,starting</w:t>
-      </w:r>
-      <w:proofErr w:type="spellEnd"/>
-      <w:proofErr w:type="gramEnd"/>
+        <w:t>, course name,</w:t>
+      </w:r>
+      <w:r>
+        <w:rPr>
+          <w:rFonts w:ascii="Verdana" w:hAnsi="Verdana"/>
+          <w:w w:val="105"/>
+          <w:sz w:val="18"/>
+        </w:rPr>
+        <w:t xml:space="preserve"> </w:t>
+      </w:r>
+      <w:r>
+        <w:rPr>
+          <w:rFonts w:ascii="Verdana" w:hAnsi="Verdana"/>
+          <w:w w:val="105"/>
+          <w:sz w:val="18"/>
+        </w:rPr>
+        <w:t>starting</w:t>
+      </w:r>
       <w:r>
         <w:rPr>
           <w:rFonts w:ascii="Verdana" w:hAnsi="Verdana"/>
@@ -10439,8 +10850,8 @@
           <w:ilvl w:val="0"/>
           <w:numId w:val="7"/>
         </w:numPr>
-        <w:spacing w:line="271" w:lineRule="auto"/>
-        <w:ind w:left="1077"/>
+        <w:spacing w:line="276" w:lineRule="auto"/>
+        <w:ind w:left="1071" w:hanging="357"/>
         <w:rPr>
           <w:rFonts w:ascii="Verdana" w:hAnsi="Verdana"/>
           <w:sz w:val="17"/>
@@ -10549,8 +10960,8 @@
         </w:tabs>
         <w:autoSpaceDE w:val="0"/>
         <w:autoSpaceDN w:val="0"/>
-        <w:spacing w:line="271" w:lineRule="auto"/>
-        <w:ind w:left="1077"/>
+        <w:spacing w:line="276" w:lineRule="auto"/>
+        <w:ind w:left="1071" w:hanging="357"/>
         <w:contextualSpacing w:val="0"/>
         <w:rPr>
           <w:rFonts w:ascii="Verdana" w:hAnsi="Verdana"/>
@@ -10624,8 +11035,8 @@
         </w:tabs>
         <w:autoSpaceDE w:val="0"/>
         <w:autoSpaceDN w:val="0"/>
-        <w:spacing w:line="271" w:lineRule="auto"/>
-        <w:ind w:left="1077"/>
+        <w:spacing w:line="276" w:lineRule="auto"/>
+        <w:ind w:left="1071" w:hanging="357"/>
         <w:contextualSpacing w:val="0"/>
         <w:rPr>
           <w:rFonts w:ascii="Verdana" w:hAnsi="Verdana"/>
@@ -10638,7 +11049,23 @@
           <w:w w:val="105"/>
           <w:sz w:val="18"/>
         </w:rPr>
-        <w:t>Display no. Of students joined for each</w:t>
+        <w:t xml:space="preserve">Display </w:t>
+      </w:r>
+      <w:r>
+        <w:rPr>
+          <w:rFonts w:ascii="Verdana" w:hAnsi="Verdana"/>
+          <w:w w:val="105"/>
+          <w:sz w:val="18"/>
+        </w:rPr>
+        <w:t xml:space="preserve">the number of </w:t>
+      </w:r>
+      <w:r>
+        <w:rPr>
+          <w:rFonts w:ascii="Verdana" w:hAnsi="Verdana"/>
+          <w:w w:val="105"/>
+          <w:sz w:val="18"/>
+        </w:rPr>
+        <w:t>students joined for each</w:t>
       </w:r>
       <w:r>
         <w:rPr>
@@ -10671,8 +11098,8 @@
         </w:tabs>
         <w:autoSpaceDE w:val="0"/>
         <w:autoSpaceDN w:val="0"/>
-        <w:spacing w:line="271" w:lineRule="auto"/>
-        <w:ind w:left="1077"/>
+        <w:spacing w:line="276" w:lineRule="auto"/>
+        <w:ind w:left="1071" w:hanging="357"/>
         <w:contextualSpacing w:val="0"/>
         <w:rPr>
           <w:rFonts w:ascii="Verdana" w:hAnsi="Verdana"/>
@@ -10718,8 +11145,8 @@
         </w:tabs>
         <w:autoSpaceDE w:val="0"/>
         <w:autoSpaceDN w:val="0"/>
-        <w:spacing w:line="271" w:lineRule="auto"/>
-        <w:ind w:left="1077"/>
+        <w:spacing w:line="276" w:lineRule="auto"/>
+        <w:ind w:left="1071" w:hanging="357"/>
         <w:contextualSpacing w:val="0"/>
         <w:rPr>
           <w:rFonts w:ascii="Verdana" w:hAnsi="Verdana"/>
@@ -10759,8 +11186,8 @@
           <w:ilvl w:val="0"/>
           <w:numId w:val="7"/>
         </w:numPr>
-        <w:spacing w:line="271" w:lineRule="auto"/>
-        <w:ind w:left="1077"/>
+        <w:spacing w:line="276" w:lineRule="auto"/>
+        <w:ind w:left="1071" w:hanging="357"/>
         <w:rPr>
           <w:rFonts w:ascii="Verdana" w:hAnsi="Verdana"/>
           <w:sz w:val="17"/>
@@ -10772,7 +11199,23 @@
           <w:w w:val="105"/>
           <w:sz w:val="18"/>
         </w:rPr>
-        <w:t>Display details of batches for course with course fee more than</w:t>
+        <w:t xml:space="preserve">Display </w:t>
+      </w:r>
+      <w:r>
+        <w:rPr>
+          <w:rFonts w:ascii="Verdana" w:hAnsi="Verdana"/>
+          <w:w w:val="105"/>
+          <w:sz w:val="18"/>
+        </w:rPr>
+        <w:t xml:space="preserve">the </w:t>
+      </w:r>
+      <w:r>
+        <w:rPr>
+          <w:rFonts w:ascii="Verdana" w:hAnsi="Verdana"/>
+          <w:w w:val="105"/>
+          <w:sz w:val="18"/>
+        </w:rPr>
+        <w:t>details of batches for course with course fee more than</w:t>
       </w:r>
       <w:r>
         <w:rPr>
@@ -10805,8 +11248,8 @@
         </w:tabs>
         <w:autoSpaceDE w:val="0"/>
         <w:autoSpaceDN w:val="0"/>
-        <w:spacing w:line="271" w:lineRule="auto"/>
-        <w:ind w:left="1077"/>
+        <w:spacing w:line="276" w:lineRule="auto"/>
+        <w:ind w:left="1071" w:hanging="357"/>
         <w:contextualSpacing w:val="0"/>
         <w:rPr>
           <w:rFonts w:ascii="Verdana" w:hAnsi="Verdana"/>
@@ -10820,6 +11263,14 @@
           <w:sz w:val="18"/>
         </w:rPr>
         <w:t xml:space="preserve">Display </w:t>
+      </w:r>
+      <w:r>
+        <w:rPr>
+          <w:rFonts w:ascii="Verdana" w:hAnsi="Verdana"/>
+          <w:w w:val="105"/>
+          <w:sz w:val="18"/>
+        </w:rPr>
+        <w:t xml:space="preserve">the </w:t>
       </w:r>
       <w:proofErr w:type="spellStart"/>
       <w:r>
@@ -10918,8 +11369,8 @@
           <w:ilvl w:val="0"/>
           <w:numId w:val="7"/>
         </w:numPr>
-        <w:spacing w:line="271" w:lineRule="auto"/>
-        <w:ind w:left="1077"/>
+        <w:spacing w:line="276" w:lineRule="auto"/>
+        <w:ind w:left="1071" w:hanging="357"/>
         <w:rPr>
           <w:rFonts w:ascii="Verdana" w:hAnsi="Verdana"/>
           <w:sz w:val="17"/>
@@ -10941,6 +11392,15 @@
           <w:sz w:val="18"/>
         </w:rPr>
         <w:t xml:space="preserve"> </w:t>
+      </w:r>
+      <w:r>
+        <w:rPr>
+          <w:rFonts w:ascii="Verdana" w:hAnsi="Verdana"/>
+          <w:spacing w:val="-8"/>
+          <w:w w:val="105"/>
+          <w:sz w:val="18"/>
+        </w:rPr>
+        <w:t xml:space="preserve">the </w:t>
       </w:r>
       <w:proofErr w:type="spellStart"/>
       <w:r>
@@ -11152,8 +11612,8 @@
           <w:ilvl w:val="0"/>
           <w:numId w:val="7"/>
         </w:numPr>
-        <w:spacing w:line="271" w:lineRule="auto"/>
-        <w:ind w:left="1077"/>
+        <w:spacing w:line="276" w:lineRule="auto"/>
+        <w:ind w:left="1071" w:hanging="357"/>
         <w:rPr>
           <w:rFonts w:ascii="Verdana" w:hAnsi="Verdana"/>
           <w:sz w:val="17"/>
@@ -11166,6 +11626,14 @@
           <w:sz w:val="18"/>
         </w:rPr>
         <w:t xml:space="preserve">Display </w:t>
+      </w:r>
+      <w:r>
+        <w:rPr>
+          <w:rFonts w:ascii="Verdana" w:hAnsi="Verdana"/>
+          <w:w w:val="105"/>
+          <w:sz w:val="18"/>
+        </w:rPr>
+        <w:t xml:space="preserve">the </w:t>
       </w:r>
       <w:proofErr w:type="spellStart"/>
       <w:r>
@@ -11246,8 +11714,8 @@
           <w:ilvl w:val="0"/>
           <w:numId w:val="7"/>
         </w:numPr>
-        <w:spacing w:line="271" w:lineRule="auto"/>
-        <w:ind w:left="1077"/>
+        <w:spacing w:line="276" w:lineRule="auto"/>
+        <w:ind w:left="1071" w:hanging="357"/>
         <w:rPr>
           <w:rFonts w:ascii="Verdana" w:hAnsi="Verdana"/>
           <w:sz w:val="17"/>
@@ -11269,6 +11737,15 @@
           <w:sz w:val="18"/>
         </w:rPr>
         <w:t xml:space="preserve"> </w:t>
+      </w:r>
+      <w:r>
+        <w:rPr>
+          <w:rFonts w:ascii="Verdana" w:hAnsi="Verdana"/>
+          <w:spacing w:val="-9"/>
+          <w:w w:val="105"/>
+          <w:sz w:val="18"/>
+        </w:rPr>
+        <w:t xml:space="preserve">the </w:t>
       </w:r>
       <w:proofErr w:type="spellStart"/>
       <w:r>
@@ -11451,8 +11928,8 @@
           <w:ilvl w:val="0"/>
           <w:numId w:val="7"/>
         </w:numPr>
-        <w:spacing w:line="271" w:lineRule="auto"/>
-        <w:ind w:left="1077"/>
+        <w:spacing w:line="276" w:lineRule="auto"/>
+        <w:ind w:left="1071" w:hanging="357"/>
         <w:rPr>
           <w:rFonts w:ascii="Verdana" w:hAnsi="Verdana"/>
           <w:sz w:val="17"/>
@@ -11464,7 +11941,23 @@
           <w:w w:val="105"/>
           <w:sz w:val="18"/>
         </w:rPr>
-        <w:t>Display names of the students who have not paid anything so</w:t>
+        <w:t xml:space="preserve">Display </w:t>
+      </w:r>
+      <w:r>
+        <w:rPr>
+          <w:rFonts w:ascii="Verdana" w:hAnsi="Verdana"/>
+          <w:w w:val="105"/>
+          <w:sz w:val="18"/>
+        </w:rPr>
+        <w:t xml:space="preserve">the </w:t>
+      </w:r>
+      <w:r>
+        <w:rPr>
+          <w:rFonts w:ascii="Verdana" w:hAnsi="Verdana"/>
+          <w:w w:val="105"/>
+          <w:sz w:val="18"/>
+        </w:rPr>
+        <w:t>names of the students who have not paid anything so</w:t>
       </w:r>
       <w:r>
         <w:rPr>
@@ -11497,8 +11990,8 @@
         </w:tabs>
         <w:autoSpaceDE w:val="0"/>
         <w:autoSpaceDN w:val="0"/>
-        <w:spacing w:line="271" w:lineRule="auto"/>
-        <w:ind w:left="1077"/>
+        <w:spacing w:line="276" w:lineRule="auto"/>
+        <w:ind w:left="1071" w:hanging="357"/>
         <w:contextualSpacing w:val="0"/>
         <w:rPr>
           <w:rFonts w:ascii="Verdana" w:hAnsi="Verdana"/>
@@ -11511,7 +12004,39 @@
           <w:w w:val="105"/>
           <w:sz w:val="18"/>
         </w:rPr>
-        <w:t>Display batches that started after batch with code</w:t>
+        <w:t xml:space="preserve">Display </w:t>
+      </w:r>
+      <w:r>
+        <w:rPr>
+          <w:rFonts w:ascii="Verdana" w:hAnsi="Verdana"/>
+          <w:w w:val="105"/>
+          <w:sz w:val="18"/>
+        </w:rPr>
+        <w:t xml:space="preserve">the </w:t>
+      </w:r>
+      <w:r>
+        <w:rPr>
+          <w:rFonts w:ascii="Verdana" w:hAnsi="Verdana"/>
+          <w:w w:val="105"/>
+          <w:sz w:val="18"/>
+        </w:rPr>
+        <w:t>batches</w:t>
+      </w:r>
+      <w:r>
+        <w:rPr>
+          <w:rFonts w:ascii="Verdana" w:hAnsi="Verdana"/>
+          <w:w w:val="105"/>
+          <w:sz w:val="18"/>
+        </w:rPr>
+        <w:t xml:space="preserve"> </w:t>
+      </w:r>
+      <w:r>
+        <w:rPr>
+          <w:rFonts w:ascii="Verdana" w:hAnsi="Verdana"/>
+          <w:w w:val="105"/>
+          <w:sz w:val="18"/>
+        </w:rPr>
+        <w:t>that started after batch with code</w:t>
       </w:r>
       <w:r>
         <w:rPr>
@@ -11544,8 +12069,8 @@
         </w:tabs>
         <w:autoSpaceDE w:val="0"/>
         <w:autoSpaceDN w:val="0"/>
-        <w:spacing w:line="271" w:lineRule="auto"/>
-        <w:ind w:left="1077" w:right="509"/>
+        <w:spacing w:line="276" w:lineRule="auto"/>
+        <w:ind w:left="1071" w:right="509" w:hanging="357"/>
         <w:contextualSpacing w:val="0"/>
         <w:rPr>
           <w:rFonts w:ascii="Verdana" w:hAnsi="Verdana"/>
@@ -11569,6 +12094,15 @@
         </w:rPr>
         <w:t xml:space="preserve"> </w:t>
       </w:r>
+      <w:r>
+        <w:rPr>
+          <w:rFonts w:ascii="Verdana" w:hAnsi="Verdana"/>
+          <w:spacing w:val="-7"/>
+          <w:w w:val="105"/>
+          <w:sz w:val="18"/>
+        </w:rPr>
+        <w:t xml:space="preserve">the </w:t>
+      </w:r>
       <w:proofErr w:type="spellStart"/>
       <w:r>
         <w:rPr>
@@ -11585,16 +12119,7 @@
           <w:w w:val="105"/>
           <w:sz w:val="18"/>
         </w:rPr>
-        <w:t>,</w:t>
-      </w:r>
-      <w:r>
-        <w:rPr>
-          <w:rFonts w:ascii="Verdana" w:hAnsi="Verdana"/>
-          <w:spacing w:val="-7"/>
-          <w:w w:val="105"/>
-          <w:sz w:val="18"/>
-        </w:rPr>
-        <w:t xml:space="preserve"> </w:t>
+        <w:t xml:space="preserve"> and the </w:t>
       </w:r>
       <w:proofErr w:type="spellStart"/>
       <w:r>
@@ -11807,8 +12332,8 @@
         </w:tabs>
         <w:autoSpaceDE w:val="0"/>
         <w:autoSpaceDN w:val="0"/>
-        <w:spacing w:line="271" w:lineRule="auto"/>
-        <w:ind w:left="1077"/>
+        <w:spacing w:line="276" w:lineRule="auto"/>
+        <w:ind w:left="1071" w:hanging="357"/>
         <w:contextualSpacing w:val="0"/>
         <w:rPr>
           <w:rFonts w:ascii="Verdana" w:hAnsi="Verdana"/>
@@ -11821,7 +12346,23 @@
           <w:w w:val="105"/>
           <w:sz w:val="18"/>
         </w:rPr>
-        <w:t>Display details of students who have</w:t>
+        <w:t xml:space="preserve">Display </w:t>
+      </w:r>
+      <w:r>
+        <w:rPr>
+          <w:rFonts w:ascii="Verdana" w:hAnsi="Verdana"/>
+          <w:w w:val="105"/>
+          <w:sz w:val="18"/>
+        </w:rPr>
+        <w:t xml:space="preserve">the </w:t>
+      </w:r>
+      <w:r>
+        <w:rPr>
+          <w:rFonts w:ascii="Verdana" w:hAnsi="Verdana"/>
+          <w:w w:val="105"/>
+          <w:sz w:val="18"/>
+        </w:rPr>
+        <w:t>details of students who have</w:t>
       </w:r>
       <w:r>
         <w:rPr>
@@ -11984,7 +12525,7 @@
         </w:tabs>
         <w:autoSpaceDE w:val="0"/>
         <w:autoSpaceDN w:val="0"/>
-        <w:spacing w:line="271" w:lineRule="auto"/>
+        <w:spacing w:line="276" w:lineRule="auto"/>
         <w:ind w:left="1077" w:hanging="357"/>
         <w:contextualSpacing w:val="0"/>
         <w:rPr>
@@ -12067,7 +12608,7 @@
           <w:ilvl w:val="0"/>
           <w:numId w:val="9"/>
         </w:numPr>
-        <w:spacing w:line="271" w:lineRule="auto"/>
+        <w:spacing w:line="276" w:lineRule="auto"/>
         <w:ind w:left="1077" w:hanging="357"/>
         <w:rPr>
           <w:rFonts w:ascii="Verdana" w:hAnsi="Verdana"/>
@@ -12080,7 +12621,23 @@
           <w:w w:val="105"/>
           <w:sz w:val="18"/>
         </w:rPr>
-        <w:t>Display payments made by students who joined into '</w:t>
+        <w:t xml:space="preserve">Display </w:t>
+      </w:r>
+      <w:r>
+        <w:rPr>
+          <w:rFonts w:ascii="Verdana" w:hAnsi="Verdana"/>
+          <w:w w:val="105"/>
+          <w:sz w:val="18"/>
+        </w:rPr>
+        <w:t xml:space="preserve">the </w:t>
+      </w:r>
+      <w:r>
+        <w:rPr>
+          <w:rFonts w:ascii="Verdana" w:hAnsi="Verdana"/>
+          <w:w w:val="105"/>
+          <w:sz w:val="18"/>
+        </w:rPr>
+        <w:t>payments made by students who joined into '</w:t>
       </w:r>
       <w:r>
         <w:rPr>
@@ -12123,7 +12680,7 @@
           <w:ilvl w:val="0"/>
           <w:numId w:val="9"/>
         </w:numPr>
-        <w:spacing w:line="271" w:lineRule="auto"/>
+        <w:spacing w:line="276" w:lineRule="auto"/>
         <w:ind w:left="1077" w:hanging="357"/>
         <w:rPr>
           <w:rFonts w:ascii="Verdana" w:hAnsi="Verdana"/>
@@ -12136,7 +12693,23 @@
           <w:w w:val="105"/>
           <w:sz w:val="18"/>
         </w:rPr>
-        <w:t>Display batches for</w:t>
+        <w:t>Display</w:t>
+      </w:r>
+      <w:r>
+        <w:rPr>
+          <w:rFonts w:ascii="Verdana" w:hAnsi="Verdana"/>
+          <w:w w:val="105"/>
+          <w:sz w:val="18"/>
+        </w:rPr>
+        <w:t xml:space="preserve"> the</w:t>
+      </w:r>
+      <w:r>
+        <w:rPr>
+          <w:rFonts w:ascii="Verdana" w:hAnsi="Verdana"/>
+          <w:w w:val="105"/>
+          <w:sz w:val="18"/>
+        </w:rPr>
+        <w:t xml:space="preserve"> batches for</w:t>
       </w:r>
       <w:r>
         <w:rPr>
@@ -12203,7 +12776,7 @@
         </w:tabs>
         <w:autoSpaceDE w:val="0"/>
         <w:autoSpaceDN w:val="0"/>
-        <w:spacing w:line="271" w:lineRule="auto"/>
+        <w:spacing w:line="276" w:lineRule="auto"/>
         <w:ind w:left="1077" w:hanging="357"/>
         <w:contextualSpacing w:val="0"/>
         <w:rPr>
@@ -12217,7 +12790,23 @@
           <w:w w:val="105"/>
           <w:sz w:val="18"/>
         </w:rPr>
-        <w:t>Display students who made payments in the current</w:t>
+        <w:t xml:space="preserve">Display </w:t>
+      </w:r>
+      <w:r>
+        <w:rPr>
+          <w:rFonts w:ascii="Verdana" w:hAnsi="Verdana"/>
+          <w:w w:val="105"/>
+          <w:sz w:val="18"/>
+        </w:rPr>
+        <w:t xml:space="preserve">the </w:t>
+      </w:r>
+      <w:r>
+        <w:rPr>
+          <w:rFonts w:ascii="Verdana" w:hAnsi="Verdana"/>
+          <w:w w:val="105"/>
+          <w:sz w:val="18"/>
+        </w:rPr>
+        <w:t>students who made payments in the current</w:t>
       </w:r>
       <w:r>
         <w:rPr>
@@ -12244,7 +12833,7 @@
           <w:ilvl w:val="0"/>
           <w:numId w:val="9"/>
         </w:numPr>
-        <w:spacing w:line="271" w:lineRule="auto"/>
+        <w:spacing w:line="276" w:lineRule="auto"/>
         <w:ind w:left="1077" w:hanging="357"/>
         <w:rPr>
           <w:rFonts w:ascii="Verdana" w:hAnsi="Verdana"/>
@@ -12257,7 +12846,23 @@
           <w:w w:val="105"/>
           <w:sz w:val="18"/>
         </w:rPr>
-        <w:t>Display students who joined into oracle</w:t>
+        <w:t xml:space="preserve">Display </w:t>
+      </w:r>
+      <w:r>
+        <w:rPr>
+          <w:rFonts w:ascii="Verdana" w:hAnsi="Verdana"/>
+          <w:w w:val="105"/>
+          <w:sz w:val="18"/>
+        </w:rPr>
+        <w:t xml:space="preserve">the </w:t>
+      </w:r>
+      <w:r>
+        <w:rPr>
+          <w:rFonts w:ascii="Verdana" w:hAnsi="Verdana"/>
+          <w:w w:val="105"/>
+          <w:sz w:val="18"/>
+        </w:rPr>
+        <w:t>students who joined into oracle</w:t>
       </w:r>
       <w:r>
         <w:rPr>
@@ -12290,7 +12895,7 @@
         </w:tabs>
         <w:autoSpaceDE w:val="0"/>
         <w:autoSpaceDN w:val="0"/>
-        <w:spacing w:line="271" w:lineRule="auto"/>
+        <w:spacing w:line="276" w:lineRule="auto"/>
         <w:ind w:left="1077" w:hanging="357"/>
         <w:contextualSpacing w:val="0"/>
         <w:rPr>
@@ -12304,7 +12909,23 @@
           <w:w w:val="105"/>
           <w:sz w:val="18"/>
         </w:rPr>
-        <w:t>Display details of students from currently running</w:t>
+        <w:t xml:space="preserve">Display </w:t>
+      </w:r>
+      <w:r>
+        <w:rPr>
+          <w:rFonts w:ascii="Verdana" w:hAnsi="Verdana"/>
+          <w:w w:val="105"/>
+          <w:sz w:val="18"/>
+        </w:rPr>
+        <w:t xml:space="preserve">the </w:t>
+      </w:r>
+      <w:r>
+        <w:rPr>
+          <w:rFonts w:ascii="Verdana" w:hAnsi="Verdana"/>
+          <w:w w:val="105"/>
+          <w:sz w:val="18"/>
+        </w:rPr>
+        <w:t>details of students from currently running</w:t>
       </w:r>
       <w:r>
         <w:rPr>
@@ -12331,7 +12952,7 @@
           <w:ilvl w:val="0"/>
           <w:numId w:val="9"/>
         </w:numPr>
-        <w:spacing w:line="271" w:lineRule="auto"/>
+        <w:spacing w:line="276" w:lineRule="auto"/>
         <w:ind w:left="1077" w:hanging="357"/>
         <w:rPr>
           <w:rFonts w:ascii="Verdana" w:hAnsi="Verdana"/>
@@ -12354,6 +12975,15 @@
           <w:sz w:val="18"/>
         </w:rPr>
         <w:t xml:space="preserve"> </w:t>
+      </w:r>
+      <w:r>
+        <w:rPr>
+          <w:rFonts w:ascii="Verdana" w:hAnsi="Verdana"/>
+          <w:spacing w:val="-8"/>
+          <w:w w:val="105"/>
+          <w:sz w:val="18"/>
+        </w:rPr>
+        <w:t xml:space="preserve">the </w:t>
       </w:r>
       <w:proofErr w:type="spellStart"/>
       <w:r>
@@ -12574,7 +13204,7 @@
         </w:tabs>
         <w:autoSpaceDE w:val="0"/>
         <w:autoSpaceDN w:val="0"/>
-        <w:spacing w:line="271" w:lineRule="auto"/>
+        <w:spacing w:line="276" w:lineRule="auto"/>
         <w:ind w:left="1077" w:hanging="357"/>
         <w:contextualSpacing w:val="0"/>
         <w:rPr>
@@ -12589,6 +13219,14 @@
           <w:sz w:val="18"/>
         </w:rPr>
         <w:t xml:space="preserve">Display </w:t>
+      </w:r>
+      <w:r>
+        <w:rPr>
+          <w:rFonts w:ascii="Verdana" w:hAnsi="Verdana"/>
+          <w:w w:val="105"/>
+          <w:sz w:val="18"/>
+        </w:rPr>
+        <w:t xml:space="preserve">the </w:t>
       </w:r>
       <w:proofErr w:type="spellStart"/>
       <w:r>
@@ -12655,7 +13293,7 @@
         </w:tabs>
         <w:autoSpaceDE w:val="0"/>
         <w:autoSpaceDN w:val="0"/>
-        <w:spacing w:line="271" w:lineRule="auto"/>
+        <w:spacing w:line="276" w:lineRule="auto"/>
         <w:ind w:left="1077" w:hanging="357"/>
         <w:contextualSpacing w:val="0"/>
         <w:rPr>
@@ -12669,7 +13307,23 @@
           <w:w w:val="105"/>
           <w:sz w:val="18"/>
         </w:rPr>
-        <w:t>Display details of students who belonged to batch with less than 10</w:t>
+        <w:t xml:space="preserve">Display </w:t>
+      </w:r>
+      <w:r>
+        <w:rPr>
+          <w:rFonts w:ascii="Verdana" w:hAnsi="Verdana"/>
+          <w:w w:val="105"/>
+          <w:sz w:val="18"/>
+        </w:rPr>
+        <w:t xml:space="preserve">the </w:t>
+      </w:r>
+      <w:r>
+        <w:rPr>
+          <w:rFonts w:ascii="Verdana" w:hAnsi="Verdana"/>
+          <w:w w:val="105"/>
+          <w:sz w:val="18"/>
+        </w:rPr>
+        <w:t>details of students who belonged to batch with less than 10</w:t>
       </w:r>
       <w:r>
         <w:rPr>
@@ -12703,7 +13357,7 @@
         </w:tabs>
         <w:autoSpaceDE w:val="0"/>
         <w:autoSpaceDN w:val="0"/>
-        <w:spacing w:line="271" w:lineRule="auto"/>
+        <w:spacing w:line="276" w:lineRule="auto"/>
         <w:ind w:left="1077" w:right="735" w:hanging="357"/>
         <w:contextualSpacing w:val="0"/>
         <w:rPr>
@@ -12719,6 +13373,14 @@
         </w:rPr>
         <w:t xml:space="preserve">Display </w:t>
       </w:r>
+      <w:r>
+        <w:rPr>
+          <w:rFonts w:ascii="Verdana" w:hAnsi="Verdana"/>
+          <w:w w:val="105"/>
+          <w:sz w:val="18"/>
+        </w:rPr>
+        <w:t xml:space="preserve">the </w:t>
+      </w:r>
       <w:proofErr w:type="spellStart"/>
       <w:r>
         <w:rPr>
@@ -12814,6 +13476,15 @@
           <w:sz w:val="18"/>
         </w:rPr>
         <w:t xml:space="preserve"> </w:t>
+      </w:r>
+      <w:r>
+        <w:rPr>
+          <w:rFonts w:ascii="Verdana" w:hAnsi="Verdana"/>
+          <w:spacing w:val="-16"/>
+          <w:w w:val="105"/>
+          <w:sz w:val="18"/>
+        </w:rPr>
+        <w:t xml:space="preserve">and </w:t>
       </w:r>
       <w:proofErr w:type="spellStart"/>
       <w:r>
@@ -12883,7 +13554,7 @@
           <w:ilvl w:val="0"/>
           <w:numId w:val="9"/>
         </w:numPr>
-        <w:spacing w:line="271" w:lineRule="auto"/>
+        <w:spacing w:line="276" w:lineRule="auto"/>
         <w:ind w:left="1077" w:hanging="357"/>
         <w:rPr>
           <w:rFonts w:ascii="Verdana" w:hAnsi="Verdana"/>
@@ -12896,7 +13567,23 @@
           <w:w w:val="105"/>
           <w:sz w:val="18"/>
         </w:rPr>
-        <w:t>Display course for which we have any batch with more than 10</w:t>
+        <w:t xml:space="preserve">Display </w:t>
+      </w:r>
+      <w:r>
+        <w:rPr>
+          <w:rFonts w:ascii="Verdana" w:hAnsi="Verdana"/>
+          <w:w w:val="105"/>
+          <w:sz w:val="18"/>
+        </w:rPr>
+        <w:t xml:space="preserve">the </w:t>
+      </w:r>
+      <w:r>
+        <w:rPr>
+          <w:rFonts w:ascii="Verdana" w:hAnsi="Verdana"/>
+          <w:w w:val="105"/>
+          <w:sz w:val="18"/>
+        </w:rPr>
+        <w:t>course for which we have any batch with more than 10</w:t>
       </w:r>
       <w:r>
         <w:rPr>
@@ -12929,7 +13616,7 @@
         </w:tabs>
         <w:autoSpaceDE w:val="0"/>
         <w:autoSpaceDN w:val="0"/>
-        <w:spacing w:line="271" w:lineRule="auto"/>
+        <w:spacing w:line="276" w:lineRule="auto"/>
         <w:ind w:left="1077" w:hanging="357"/>
         <w:contextualSpacing w:val="0"/>
         <w:rPr>
@@ -12943,7 +13630,23 @@
           <w:w w:val="105"/>
           <w:sz w:val="18"/>
         </w:rPr>
-        <w:t>Display batches for which the total amount collected is more than</w:t>
+        <w:t xml:space="preserve">Display </w:t>
+      </w:r>
+      <w:r>
+        <w:rPr>
+          <w:rFonts w:ascii="Verdana" w:hAnsi="Verdana"/>
+          <w:w w:val="105"/>
+          <w:sz w:val="18"/>
+        </w:rPr>
+        <w:t xml:space="preserve">the </w:t>
+      </w:r>
+      <w:r>
+        <w:rPr>
+          <w:rFonts w:ascii="Verdana" w:hAnsi="Verdana"/>
+          <w:w w:val="105"/>
+          <w:sz w:val="18"/>
+        </w:rPr>
+        <w:t>batches for which the total amount collected is more than</w:t>
       </w:r>
       <w:r>
         <w:rPr>
@@ -12970,7 +13673,7 @@
           <w:ilvl w:val="0"/>
           <w:numId w:val="9"/>
         </w:numPr>
-        <w:spacing w:line="271" w:lineRule="auto"/>
+        <w:spacing w:line="276" w:lineRule="auto"/>
         <w:ind w:left="1077" w:hanging="357"/>
         <w:rPr>
           <w:rFonts w:ascii="Verdana" w:hAnsi="Verdana"/>
@@ -12983,7 +13686,23 @@
           <w:w w:val="105"/>
           <w:sz w:val="18"/>
         </w:rPr>
-        <w:t>Display students who did not join on the date of starting of the</w:t>
+        <w:t xml:space="preserve">Display </w:t>
+      </w:r>
+      <w:r>
+        <w:rPr>
+          <w:rFonts w:ascii="Verdana" w:hAnsi="Verdana"/>
+          <w:w w:val="105"/>
+          <w:sz w:val="18"/>
+        </w:rPr>
+        <w:t xml:space="preserve">the </w:t>
+      </w:r>
+      <w:r>
+        <w:rPr>
+          <w:rFonts w:ascii="Verdana" w:hAnsi="Verdana"/>
+          <w:w w:val="105"/>
+          <w:sz w:val="18"/>
+        </w:rPr>
+        <w:t>students who did not join on the date of starting of the</w:t>
       </w:r>
       <w:r>
         <w:rPr>
@@ -13010,7 +13729,7 @@
           <w:ilvl w:val="0"/>
           <w:numId w:val="9"/>
         </w:numPr>
-        <w:spacing w:line="271" w:lineRule="auto"/>
+        <w:spacing w:line="276" w:lineRule="auto"/>
         <w:ind w:left="1077" w:hanging="357"/>
         <w:rPr>
           <w:rFonts w:ascii="Verdana" w:hAnsi="Verdana"/>
@@ -13023,7 +13742,23 @@
           <w:w w:val="105"/>
           <w:sz w:val="18"/>
         </w:rPr>
-        <w:t>Display batches with top 3 highest no. Of</w:t>
+        <w:t xml:space="preserve">Display </w:t>
+      </w:r>
+      <w:r>
+        <w:rPr>
+          <w:rFonts w:ascii="Verdana" w:hAnsi="Verdana"/>
+          <w:w w:val="105"/>
+          <w:sz w:val="18"/>
+        </w:rPr>
+        <w:t xml:space="preserve">the </w:t>
+      </w:r>
+      <w:r>
+        <w:rPr>
+          <w:rFonts w:ascii="Verdana" w:hAnsi="Verdana"/>
+          <w:w w:val="105"/>
+          <w:sz w:val="18"/>
+        </w:rPr>
+        <w:t>batches with top 3 highest no. Of</w:t>
       </w:r>
       <w:r>
         <w:rPr>
@@ -13050,7 +13785,7 @@
           <w:ilvl w:val="0"/>
           <w:numId w:val="9"/>
         </w:numPr>
-        <w:spacing w:line="271" w:lineRule="auto"/>
+        <w:spacing w:line="276" w:lineRule="auto"/>
         <w:ind w:left="1077" w:hanging="357"/>
         <w:rPr>
           <w:sz w:val="17"/>
@@ -13072,6 +13807,15 @@
           <w:sz w:val="18"/>
         </w:rPr>
         <w:t xml:space="preserve"> </w:t>
+      </w:r>
+      <w:r>
+        <w:rPr>
+          <w:rFonts w:ascii="Verdana" w:hAnsi="Verdana"/>
+          <w:spacing w:val="-7"/>
+          <w:w w:val="105"/>
+          <w:sz w:val="18"/>
+        </w:rPr>
+        <w:t xml:space="preserve">the </w:t>
       </w:r>
       <w:r>
         <w:rPr>
